--- a/flow/20230927_hours/drafts/2024-01-u/14.01.docx
+++ b/flow/20230927_hours/drafts/2024-01-u/14.01.docx
@@ -1495,14 +1495,14 @@
           <w:color w:val="FF0000"/>
           <w:sz w:val="24"/>
         </w:rPr>
-        <w:t>Тропар (г. 2):</w:t>
-      </w:r>
-      <w:r>
-        <w:rPr>
-          <w:rFonts w:ascii="Times New Roman" w:hAnsi="Times New Roman"/>
-          <w:sz w:val="24"/>
-        </w:rPr>
-        <w:t xml:space="preserve"> Коли зійшов Ти до смерти, Життя безсмертне, * тоді ад умертвив Ти блистінням божества. * Коли ж і умерлих із глибин підземних воскресив Ти, * всі сили небесні взивали: * Життєдавче, Христе Боже наш, слава Тобі.</w:t>
+        <w:t>Тропар (г. 7):</w:t>
+      </w:r>
+      <w:r>
+        <w:rPr>
+          <w:rFonts w:ascii="Times New Roman" w:hAnsi="Times New Roman"/>
+          <w:sz w:val="24"/>
+        </w:rPr>
+        <w:t xml:space="preserve"> Розрушив Ти хрестом твоїм смерть, * створив Ти розбійникові рай, * мироносицям плач перемінив єси, * і апостолам проповідати повелів єси, * що воскрес Ти, Христе Боже, * даючи світові велику милість.</w:t>
       </w:r>
     </w:p>
     <w:p>
@@ -2008,14 +2008,28 @@
           <w:color w:val="FF0000"/>
           <w:sz w:val="24"/>
         </w:rPr>
-        <w:t>Кондак (г. 2):</w:t>
-      </w:r>
-      <w:r>
-        <w:rPr>
-          <w:rFonts w:ascii="Times New Roman" w:hAnsi="Times New Roman"/>
-          <w:sz w:val="24"/>
-        </w:rPr>
-        <w:t xml:space="preserve"> Воскрес єси з гробу, всесильний Спасе, * і ад, увидівши чудо, зжахнувся, і мертві востали, * а творіння, бачачи, радується разом з тобою, * і Адам веселиться, і світ, Спасе мій, оспівує Тебе повсякчасно.</w:t>
+        <w:t>Кондак (г. 7):</w:t>
+      </w:r>
+      <w:r>
+        <w:rPr>
+          <w:rFonts w:ascii="Times New Roman" w:hAnsi="Times New Roman"/>
+          <w:sz w:val="24"/>
+        </w:rPr>
+        <w:t xml:space="preserve"> Вже більше влада смертна не зможе людей держати, * Христос бо зійшов, сокрушаючи й розоряючи сили її. * Зв’язується ад, * пророки согласно радуються, * представ Спас, мовлячи тим, що в ві</w:t>
+      </w:r>
+      <w:r>
+        <w:rPr>
+          <w:rFonts w:ascii="Times New Roman" w:hAnsi="Times New Roman"/>
+          <w:sz w:val="24"/>
+        </w:rPr>
+        <w:t>рі: * Вийдіть, вірні, у воскресі</w:t>
+      </w:r>
+      <w:r>
+        <w:rPr>
+          <w:rFonts w:ascii="Times New Roman" w:hAnsi="Times New Roman"/>
+          <w:sz w:val="24"/>
+        </w:rPr>
+        <w:t>ння.</w:t>
       </w:r>
     </w:p>
     <w:p>
@@ -4467,14 +4481,14 @@
           <w:color w:val="FF0000"/>
           <w:sz w:val="24"/>
         </w:rPr>
-        <w:t>Тропар (г. 2):</w:t>
-      </w:r>
-      <w:r>
-        <w:rPr>
-          <w:rFonts w:ascii="Times New Roman" w:hAnsi="Times New Roman"/>
-          <w:sz w:val="24"/>
-        </w:rPr>
-        <w:t xml:space="preserve"> Коли зійшов Ти до смерти, Життя безсмертне, * тоді ад умертвив Ти блистінням божества. * Коли ж і умерлих із глибин підземних воскресив Ти, * всі сили небесні взивали: * Життєдавче, Христе Боже наш, слава Тобі.</w:t>
+        <w:t>Тропар (г. 7):</w:t>
+      </w:r>
+      <w:r>
+        <w:rPr>
+          <w:rFonts w:ascii="Times New Roman" w:hAnsi="Times New Roman"/>
+          <w:sz w:val="24"/>
+        </w:rPr>
+        <w:t xml:space="preserve"> Розрушив Ти хрестом твоїм смерть, * створив Ти розбійникові рай, * мироносицям плач перемінив єси, * і апостолам проповідати повелів єси, * що воскрес Ти, Христе Боже, * даючи світові велику милість.</w:t>
       </w:r>
     </w:p>
     <w:p>
@@ -7128,14 +7142,14 @@
           <w:color w:val="FF0000"/>
           <w:sz w:val="24"/>
         </w:rPr>
-        <w:t>Тропар (г. 2):</w:t>
-      </w:r>
-      <w:r>
-        <w:rPr>
-          <w:rFonts w:ascii="Times New Roman" w:hAnsi="Times New Roman"/>
-          <w:sz w:val="24"/>
-        </w:rPr>
-        <w:t xml:space="preserve"> Коли зійшов Ти до смерти, Життя безсмертне, * тоді ад умертвив Ти блистінням божества. * Коли ж і умерлих із глибин підземних воскресив Ти, * всі сили небесні взивали: * Життєдавче, Христе Боже наш, слава Тобі.</w:t>
+        <w:t>Тропар (г. 7):</w:t>
+      </w:r>
+      <w:r>
+        <w:rPr>
+          <w:rFonts w:ascii="Times New Roman" w:hAnsi="Times New Roman"/>
+          <w:sz w:val="24"/>
+        </w:rPr>
+        <w:t xml:space="preserve"> Розрушив Ти хрестом твоїм смерть, * створив Ти розбійникові рай, * мироносицям плач перемінив єси, * і апостолам проповідати повелів єси, * що воскрес Ти, Христе Боже, * даючи світові велику милість.</w:t>
       </w:r>
     </w:p>
     <w:p>
@@ -7685,14 +7699,28 @@
           <w:color w:val="FF0000"/>
           <w:sz w:val="24"/>
         </w:rPr>
-        <w:t>Кондак (г. 2):</w:t>
-      </w:r>
-      <w:r>
-        <w:rPr>
-          <w:rFonts w:ascii="Times New Roman" w:hAnsi="Times New Roman"/>
-          <w:sz w:val="24"/>
-        </w:rPr>
-        <w:t xml:space="preserve"> Воскрес єси з гробу, всесильний Спасе, * і ад, увидівши чудо, зжахнувся, і мертві востали, * а творіння, бачачи, радується разом з тобою, * і Адам веселиться, і світ, Спасе мій, оспівує Тебе повсякчасно.</w:t>
+        <w:t>Кондак (г. 7):</w:t>
+      </w:r>
+      <w:r>
+        <w:rPr>
+          <w:rFonts w:ascii="Times New Roman" w:hAnsi="Times New Roman"/>
+          <w:sz w:val="24"/>
+        </w:rPr>
+        <w:t xml:space="preserve"> Вже більше влада смертна не зможе людей держати, * Христос бо зійшов, сокрушаючи й розоряючи сили її. * Зв’язується ад, * пророки согласно радуються, * представ Спас, мовлячи тим, що в ві</w:t>
+      </w:r>
+      <w:r>
+        <w:rPr>
+          <w:rFonts w:ascii="Times New Roman" w:hAnsi="Times New Roman"/>
+          <w:sz w:val="24"/>
+        </w:rPr>
+        <w:t>рі: * Вийдіть, вірні, у воскресі</w:t>
+      </w:r>
+      <w:r>
+        <w:rPr>
+          <w:rFonts w:ascii="Times New Roman" w:hAnsi="Times New Roman"/>
+          <w:sz w:val="24"/>
+        </w:rPr>
+        <w:t>ння.</w:t>
       </w:r>
     </w:p>
     <w:p>
@@ -9649,14 +9677,14 @@
           <w:color w:val="FF0000"/>
           <w:sz w:val="24"/>
         </w:rPr>
-        <w:t>Тропар (г. 2):</w:t>
-      </w:r>
-      <w:r>
-        <w:rPr>
-          <w:rFonts w:ascii="Times New Roman" w:hAnsi="Times New Roman"/>
-          <w:sz w:val="24"/>
-        </w:rPr>
-        <w:t xml:space="preserve"> Коли зійшов Ти до смерти, Життя безсмертне, * тоді ад умертвив Ти блистінням божества. * Коли ж і умерлих із глибин підземних воскресив Ти, * всі сили небесні взивали: * Життєдавче, Христе Боже наш, слава Тобі.</w:t>
+        <w:t>Тропар (г. 7):</w:t>
+      </w:r>
+      <w:r>
+        <w:rPr>
+          <w:rFonts w:ascii="Times New Roman" w:hAnsi="Times New Roman"/>
+          <w:sz w:val="24"/>
+        </w:rPr>
+        <w:t xml:space="preserve"> Розрушив Ти хрестом твоїм смерть, * створив Ти розбійникові рай, * мироносицям плач перемінив єси, * і апостолам проповідати повелів єси, * що воскрес Ти, Христе Боже, * даючи світові велику милість.</w:t>
       </w:r>
     </w:p>
     <w:p>
